--- a/Fase 2/Evidencias Proyecto/Evidencias de documentación/17_Especificacion_Casos_de_Uso.docx
+++ b/Fase 2/Evidencias Proyecto/Evidencias de documentación/17_Especificacion_Casos_de_Uso.docx
@@ -4275,7 +4275,7 @@
           <w:sz w:val="19"/>
           <w:szCs w:val="19"/>
         </w:rPr>
-        <w:t>Visión completa de los 40 casos de uso agrupados en siete módulos y su relación con los siete actores (cada flecha indica que el actor participa en casos de ese módulo). El Dueño hereda los casos del Administrador de sucursal. El detalle de cada relación actor–caso se muestra en los diagramas por módulo. Elaboración propia con PlantUML. Notación basada en Object Management Group [OMG] (2017).</w:t>
+        <w:t>Visión completa de los 41 casos de uso agrupados en siete módulos y su relación con los siete actores (cada flecha indica que el actor participa en casos de ese módulo). El Dueño hereda los casos del Administrador de sucursal. El detalle de cada relación actor–caso se muestra en los diagramas por módulo. Elaboración propia con PlantUML. Notación basada en Object Management Group [OMG] (2017).</w:t>
       </w:r>
     </w:p>
     <w:p>
